--- a/AI Projects/ChatBiz/files/ChatBiz_Dev_Log.docx
+++ b/AI Projects/ChatBiz/files/ChatBiz_Dev_Log.docx
@@ -501,6 +501,67 @@
       </w:r>
     </w:p>
     <w:p>
+      <w:pPr>
+        <w:pStyle w:val="Heading2"/>
+        <w:spacing w:before="300" w:after="120"/>
+      </w:pPr>
+      <w:r>
+        <w:t>Command&gt;</w:t>
+      </w:r>
+    </w:p>
+    <w:p>
+      <w:pPr>
+        <w:pStyle w:val="Heading2"/>
+        <w:spacing w:before="300" w:after="120"/>
+      </w:pPr>
+      <w:r>
+        <w:t>Backend:</w:t>
+      </w:r>
+    </w:p>
+    <w:p>
+      <w:pPr>
+        <w:pStyle w:val="Heading2"/>
+        <w:spacing w:before="300" w:after="120"/>
+      </w:pPr>
+      <w:proofErr w:type="spellStart"/>
+      <w:r>
+        <w:t>Chatbiz</w:t>
+      </w:r>
+      <w:proofErr w:type="spellEnd"/>
+      <w:r>
+        <w:t>/backend&gt;</w:t>
+      </w:r>
+      <w:proofErr w:type="spellStart"/>
+      <w:r>
+        <w:t>uv</w:t>
+      </w:r>
+      <w:proofErr w:type="spellEnd"/>
+      <w:r>
+        <w:t xml:space="preserve"> run </w:t>
+      </w:r>
+      <w:proofErr w:type="spellStart"/>
+      <w:r>
+        <w:t>uvicorn</w:t>
+      </w:r>
+      <w:proofErr w:type="spellEnd"/>
+      <w:r>
+        <w:t xml:space="preserve"> </w:t>
+      </w:r>
+      <w:proofErr w:type="spellStart"/>
+      <w:proofErr w:type="gramStart"/>
+      <w:r>
+        <w:t>app.main</w:t>
+      </w:r>
+      <w:proofErr w:type="gramEnd"/>
+      <w:r>
+        <w:t>:app</w:t>
+      </w:r>
+      <w:proofErr w:type="spellEnd"/>
+      <w:r>
+        <w:t xml:space="preserve"> --reload --host 127.0.0.1 --port 8000</w:t>
+      </w:r>
+    </w:p>
+    <w:p>
       <w:r>
         <w:t>The backend is live at http://127.0.0.1:8000 and running with --reload, so any code edits will auto-restart it.</w:t>
       </w:r>
@@ -508,6 +569,7 @@
     <w:p/>
     <w:p>
       <w:r>
+        <w:lastRenderedPageBreak/>
         <w:t xml:space="preserve">Open http://127.0.0.1:8000/docs in your browser — that's </w:t>
       </w:r>
       <w:proofErr w:type="spellStart"/>
@@ -561,7 +623,6 @@
     </w:p>
     <w:p>
       <w:r>
-        <w:lastRenderedPageBreak/>
         <w:t>3. Click the "Authorize" button (top right) and paste the token to unlock the authenticated endpoints (like GET /api/businesses/me).</w:t>
       </w:r>
     </w:p>
@@ -1208,6 +1269,7 @@
         <w:ind w:left="360"/>
       </w:pPr>
       <w:r>
+        <w:lastRenderedPageBreak/>
         <w:t>Business slug: sunrise-wellness-clinic</w:t>
       </w:r>
     </w:p>
@@ -1241,6 +1303,37 @@
       </w:pPr>
       <w:r>
         <w:t>Password: TestPass123!</w:t>
+      </w:r>
+    </w:p>
+    <w:p>
+      <w:pPr>
+        <w:ind w:left="360"/>
+      </w:pPr>
+    </w:p>
+    <w:p>
+      <w:pPr>
+        <w:ind w:left="360"/>
+      </w:pPr>
+    </w:p>
+    <w:p>
+      <w:pPr>
+        <w:ind w:left="360"/>
+      </w:pPr>
+      <w:r>
+        <w:t>Hi! How can I help you today?</w:t>
+      </w:r>
+    </w:p>
+    <w:p>
+      <w:pPr>
+        <w:ind w:left="360"/>
+      </w:pPr>
+    </w:p>
+    <w:p>
+      <w:pPr>
+        <w:ind w:left="360"/>
+      </w:pPr>
+      <w:r>
+        <w:t>I'm not sure about that. Would you like to speak with our team?</w:t>
       </w:r>
     </w:p>
     <w:sectPr>
